--- a/00-首页/题组Word/专项卷/二分册/专项卷VIII-学生版.docx
+++ b/00-首页/题组Word/专项卷/二分册/专项卷VIII-学生版.docx
@@ -2325,15 +2325,25 @@
         <w:rPr>
           <w:rFonts w:ascii="Times New Roman" w:hAnsi="Times New Roman" w:eastAsia="Times New Roman" w:cs="Times New Roman"/>
         </w:rPr>
-        <w:t xml:space="preserve"> NO</w:t>
-      </w:r>
-      <w:r>
-        <w:rPr>
-          <w:rFonts w:ascii="Times New Roman" w:hAnsi="Times New Roman" w:eastAsia="Times New Roman" w:cs="Times New Roman"/>
-          <w:vertAlign w:val="subscript"/>
-        </w:rPr>
-        <w:t>2</w:t>
-      </w:r>
+        <w:t xml:space="preserve"> </w:t>
+      </w:r>
+      <m:oMath>
+        <m:r>
+          <m:t>N</m:t>
+        </m:r>
+        <m:sSub>
+          <m:e>
+            <m:r>
+              <m:t>O</m:t>
+            </m:r>
+          </m:e>
+          <m:sub>
+            <m:r>
+              <m:t>2</m:t>
+            </m:r>
+          </m:sub>
+        </m:sSub>
+      </m:oMath>
       <w:r>
         <w:rPr>
           <w:rFonts w:ascii="Times New Roman" w:hAnsi="Times New Roman" w:eastAsia="Times New Roman" w:cs="Times New Roman"/>
@@ -3748,15 +3758,25 @@
         <w:rPr>
           <w:rFonts w:ascii="Times New Roman" w:hAnsi="Times New Roman" w:eastAsia="Times New Roman" w:cs="Times New Roman"/>
         </w:rPr>
-        <w:t xml:space="preserve"> H</w:t>
-      </w:r>
-      <w:r>
-        <w:rPr>
-          <w:rFonts w:ascii="Times New Roman" w:hAnsi="Times New Roman" w:eastAsia="Times New Roman" w:cs="Times New Roman"/>
-          <w:vertAlign w:val="superscript"/>
-        </w:rPr>
-        <w:t>+</w:t>
-      </w:r>
+        <w:t xml:space="preserve"> </w:t>
+      </w:r>
+      <m:oMath>
+        <m:sSup>
+          <m:e>
+            <m:r>
+              <m:t>H</m:t>
+            </m:r>
+          </m:e>
+          <m:sup>
+            <m:r>
+              <m:rPr>
+                <m:sty m:val="p"/>
+              </m:rPr>
+              <m:t>+</m:t>
+            </m:r>
+          </m:sup>
+        </m:sSup>
+      </m:oMath>
       <w:r>
         <w:rPr>
           <w:rFonts w:ascii="Times New Roman" w:hAnsi="Times New Roman" w:eastAsia="Times New Roman" w:cs="Times New Roman"/>
@@ -4709,15 +4729,31 @@
         <w:rPr>
           <w:rFonts w:ascii="Times New Roman" w:hAnsi="Times New Roman" w:eastAsia="Times New Roman" w:cs="Times New Roman"/>
         </w:rPr>
-        <w:t xml:space="preserve"> CuSO</w:t>
-      </w:r>
-      <w:r>
-        <w:rPr>
-          <w:rFonts w:ascii="Times New Roman" w:hAnsi="Times New Roman" w:eastAsia="Times New Roman" w:cs="Times New Roman"/>
-          <w:vertAlign w:val="subscript"/>
-        </w:rPr>
-        <w:t>4</w:t>
-      </w:r>
+        <w:t xml:space="preserve"> </w:t>
+      </w:r>
+      <m:oMath>
+        <m:r>
+          <m:t>C</m:t>
+        </m:r>
+        <m:r>
+          <m:t>u</m:t>
+        </m:r>
+        <m:r>
+          <m:t>S</m:t>
+        </m:r>
+        <m:sSub>
+          <m:e>
+            <m:r>
+              <m:t>O</m:t>
+            </m:r>
+          </m:e>
+          <m:sub>
+            <m:r>
+              <m:t>4</m:t>
+            </m:r>
+          </m:sub>
+        </m:sSub>
+      </m:oMath>
       <w:r>
         <w:rPr>
           <w:rFonts w:ascii="Times New Roman" w:hAnsi="Times New Roman" w:eastAsia="Times New Roman" w:cs="Times New Roman"/>
@@ -5725,15 +5761,31 @@
         <w:rPr>
           <w:rFonts w:ascii="Times New Roman" w:hAnsi="Times New Roman" w:eastAsia="Times New Roman" w:cs="Times New Roman"/>
         </w:rPr>
-        <w:t xml:space="preserve"> Cu</w:t>
-      </w:r>
-      <w:r>
-        <w:rPr>
-          <w:rFonts w:ascii="Times New Roman" w:hAnsi="Times New Roman" w:eastAsia="Times New Roman" w:cs="Times New Roman"/>
-          <w:vertAlign w:val="superscript"/>
-        </w:rPr>
-        <w:t>2+</w:t>
-      </w:r>
+        <w:t xml:space="preserve"> </w:t>
+      </w:r>
+      <m:oMath>
+        <m:r>
+          <m:t>C</m:t>
+        </m:r>
+        <m:sSup>
+          <m:e>
+            <m:r>
+              <m:t>u</m:t>
+            </m:r>
+          </m:e>
+          <m:sup>
+            <m:r>
+              <m:t>2</m:t>
+            </m:r>
+            <m:r>
+              <m:rPr>
+                <m:sty m:val="p"/>
+              </m:rPr>
+              <m:t>+</m:t>
+            </m:r>
+          </m:sup>
+        </m:sSup>
+      </m:oMath>
       <w:r>
         <w:rPr>
           <w:rFonts w:ascii="Times New Roman" w:hAnsi="Times New Roman" w:eastAsia="Times New Roman" w:cs="Times New Roman"/>
@@ -5750,15 +5802,28 @@
         <w:rPr>
           <w:rFonts w:ascii="Times New Roman" w:hAnsi="Times New Roman" w:eastAsia="Times New Roman" w:cs="Times New Roman"/>
         </w:rPr>
-        <w:t xml:space="preserve"> Cl</w:t>
-      </w:r>
-      <w:r>
-        <w:rPr>
-          <w:rFonts w:ascii="Times New Roman" w:hAnsi="Times New Roman" w:eastAsia="Times New Roman" w:cs="Times New Roman"/>
-          <w:vertAlign w:val="superscript"/>
-        </w:rPr>
-        <w:t>-</w:t>
-      </w:r>
+        <w:t xml:space="preserve"> </w:t>
+      </w:r>
+      <m:oMath>
+        <m:r>
+          <m:t>C</m:t>
+        </m:r>
+        <m:sSup>
+          <m:e>
+            <m:r>
+              <m:t>l</m:t>
+            </m:r>
+          </m:e>
+          <m:sup>
+            <m:r>
+              <m:rPr>
+                <m:sty m:val="p"/>
+              </m:rPr>
+              <m:t>−</m:t>
+            </m:r>
+          </m:sup>
+        </m:sSup>
+      </m:oMath>
       <w:r>
         <w:rPr>
           <w:rFonts w:ascii="Times New Roman" w:hAnsi="Times New Roman" w:eastAsia="Times New Roman" w:cs="Times New Roman"/>
@@ -6677,15 +6742,22 @@
         <w:rPr>
           <w:rFonts w:ascii="Times New Roman" w:hAnsi="Times New Roman" w:eastAsia="Times New Roman" w:cs="Times New Roman"/>
         </w:rPr>
-        <w:t xml:space="preserve"> I</w:t>
-      </w:r>
-      <w:r>
-        <w:rPr>
-          <w:rFonts w:ascii="Times New Roman" w:hAnsi="Times New Roman" w:eastAsia="Times New Roman" w:cs="Times New Roman"/>
-          <w:vertAlign w:val="subscript"/>
-        </w:rPr>
-        <w:t>2</w:t>
-      </w:r>
+        <w:t xml:space="preserve"> </w:t>
+      </w:r>
+      <m:oMath>
+        <m:sSub>
+          <m:e>
+            <m:r>
+              <m:t>I</m:t>
+            </m:r>
+          </m:e>
+          <m:sub>
+            <m:r>
+              <m:t>2</m:t>
+            </m:r>
+          </m:sub>
+        </m:sSub>
+      </m:oMath>
       <w:r>
         <w:rPr>
           <w:rFonts w:ascii="Times New Roman" w:hAnsi="Times New Roman" w:eastAsia="Times New Roman" w:cs="Times New Roman"/>
@@ -6702,15 +6774,31 @@
         <w:rPr>
           <w:rFonts w:ascii="Times New Roman" w:hAnsi="Times New Roman" w:eastAsia="Times New Roman" w:cs="Times New Roman"/>
         </w:rPr>
-        <w:t xml:space="preserve"> Fe</w:t>
-      </w:r>
-      <w:r>
-        <w:rPr>
-          <w:rFonts w:ascii="Times New Roman" w:hAnsi="Times New Roman" w:eastAsia="Times New Roman" w:cs="Times New Roman"/>
-          <w:vertAlign w:val="superscript"/>
-        </w:rPr>
-        <w:t>3+</w:t>
-      </w:r>
+        <w:t xml:space="preserve"> </w:t>
+      </w:r>
+      <m:oMath>
+        <m:r>
+          <m:t>F</m:t>
+        </m:r>
+        <m:sSup>
+          <m:e>
+            <m:r>
+              <m:t>e</m:t>
+            </m:r>
+          </m:e>
+          <m:sup>
+            <m:r>
+              <m:t>3</m:t>
+            </m:r>
+            <m:r>
+              <m:rPr>
+                <m:sty m:val="p"/>
+              </m:rPr>
+              <m:t>+</m:t>
+            </m:r>
+          </m:sup>
+        </m:sSup>
+      </m:oMath>
       <w:r>
         <w:rPr>
           <w:rFonts w:ascii="Times New Roman" w:hAnsi="Times New Roman" w:eastAsia="Times New Roman" w:cs="Times New Roman"/>
@@ -6940,15 +7028,31 @@
         <w:rPr>
           <w:rFonts w:ascii="Times New Roman" w:hAnsi="Times New Roman" w:eastAsia="Times New Roman" w:cs="Times New Roman"/>
         </w:rPr>
-        <w:t xml:space="preserve"> Fe</w:t>
-      </w:r>
-      <w:r>
-        <w:rPr>
-          <w:rFonts w:ascii="Times New Roman" w:hAnsi="Times New Roman" w:eastAsia="Times New Roman" w:cs="Times New Roman"/>
-          <w:vertAlign w:val="superscript"/>
-        </w:rPr>
-        <w:t>2+</w:t>
-      </w:r>
+        <w:t xml:space="preserve"> </w:t>
+      </w:r>
+      <m:oMath>
+        <m:r>
+          <m:t>F</m:t>
+        </m:r>
+        <m:sSup>
+          <m:e>
+            <m:r>
+              <m:t>e</m:t>
+            </m:r>
+          </m:e>
+          <m:sup>
+            <m:r>
+              <m:t>2</m:t>
+            </m:r>
+            <m:r>
+              <m:rPr>
+                <m:sty m:val="p"/>
+              </m:rPr>
+              <m:t>+</m:t>
+            </m:r>
+          </m:sup>
+        </m:sSup>
+      </m:oMath>
       <w:r>
         <w:rPr>
           <w:rFonts w:ascii="Times New Roman" w:hAnsi="Times New Roman" w:eastAsia="Times New Roman" w:cs="Times New Roman"/>
@@ -7185,15 +7289,31 @@
         <w:rPr>
           <w:rFonts w:ascii="Times New Roman" w:hAnsi="Times New Roman" w:eastAsia="Times New Roman" w:cs="Times New Roman"/>
         </w:rPr>
-        <w:t xml:space="preserve"> Fe</w:t>
-      </w:r>
-      <w:r>
-        <w:rPr>
-          <w:rFonts w:ascii="Times New Roman" w:hAnsi="Times New Roman" w:eastAsia="Times New Roman" w:cs="Times New Roman"/>
-          <w:vertAlign w:val="superscript"/>
-        </w:rPr>
-        <w:t>3+</w:t>
-      </w:r>
+        <w:t xml:space="preserve"> </w:t>
+      </w:r>
+      <m:oMath>
+        <m:r>
+          <m:t>F</m:t>
+        </m:r>
+        <m:sSup>
+          <m:e>
+            <m:r>
+              <m:t>e</m:t>
+            </m:r>
+          </m:e>
+          <m:sup>
+            <m:r>
+              <m:t>3</m:t>
+            </m:r>
+            <m:r>
+              <m:rPr>
+                <m:sty m:val="p"/>
+              </m:rPr>
+              <m:t>+</m:t>
+            </m:r>
+          </m:sup>
+        </m:sSup>
+      </m:oMath>
       <w:r>
         <w:rPr>
           <w:rFonts w:ascii="Times New Roman" w:hAnsi="Times New Roman" w:eastAsia="Times New Roman" w:cs="Times New Roman"/>
@@ -9625,15 +9745,22 @@
         <w:rPr>
           <w:rFonts w:ascii="Times New Roman" w:hAnsi="Times New Roman" w:eastAsia="Times New Roman" w:cs="Times New Roman"/>
         </w:rPr>
-        <w:t xml:space="preserve"> X</w:t>
-      </w:r>
-      <w:r>
-        <w:rPr>
-          <w:rFonts w:ascii="Times New Roman" w:hAnsi="Times New Roman" w:eastAsia="Times New Roman" w:cs="Times New Roman"/>
-          <w:vertAlign w:val="subscript"/>
-        </w:rPr>
-        <w:t>2</w:t>
-      </w:r>
+        <w:t xml:space="preserve"> </w:t>
+      </w:r>
+      <m:oMath>
+        <m:sSub>
+          <m:e>
+            <m:r>
+              <m:t>X</m:t>
+            </m:r>
+          </m:e>
+          <m:sub>
+            <m:r>
+              <m:t>2</m:t>
+            </m:r>
+          </m:sub>
+        </m:sSub>
+      </m:oMath>
       <w:r>
         <w:rPr>
           <w:rFonts w:ascii="Times New Roman" w:hAnsi="Times New Roman" w:eastAsia="Times New Roman" w:cs="Times New Roman"/>
@@ -9796,22 +9923,33 @@
         <w:rPr>
           <w:rFonts w:ascii="Times New Roman" w:hAnsi="Times New Roman" w:eastAsia="Times New Roman" w:cs="Times New Roman"/>
         </w:rPr>
-        <w:t xml:space="preserve"> BF</w:t>
-      </w:r>
-      <w:r>
-        <w:rPr>
-          <w:rFonts w:ascii="Times New Roman" w:hAnsi="Times New Roman" w:eastAsia="Times New Roman" w:cs="Times New Roman"/>
-          <w:vertAlign w:val="subscript"/>
-        </w:rPr>
-        <w:t>4</w:t>
-      </w:r>
-      <w:r>
-        <w:rPr>
-          <w:rFonts w:ascii="Times New Roman" w:hAnsi="Times New Roman" w:eastAsia="Times New Roman" w:cs="Times New Roman"/>
-          <w:vertAlign w:val="superscript"/>
-        </w:rPr>
-        <w:t>-</w:t>
-      </w:r>
+        <w:t xml:space="preserve"> </w:t>
+      </w:r>
+      <m:oMath>
+        <m:r>
+          <m:t>B</m:t>
+        </m:r>
+        <m:sSubSup>
+          <m:e>
+            <m:r>
+              <m:t>F</m:t>
+            </m:r>
+          </m:e>
+          <m:sub>
+            <m:r>
+              <m:t>4</m:t>
+            </m:r>
+          </m:sub>
+          <m:sup>
+            <m:r>
+              <m:rPr>
+                <m:sty m:val="p"/>
+              </m:rPr>
+              <m:t>−</m:t>
+            </m:r>
+          </m:sup>
+        </m:sSubSup>
+      </m:oMath>
       <w:r>
         <w:rPr>
           <w:rFonts w:ascii="Times New Roman" w:hAnsi="Times New Roman" w:eastAsia="Times New Roman" w:cs="Times New Roman"/>
@@ -21905,7 +22043,7 @@
     <ns0:name ns0:val="Verbatim Char"/>
     <ns0:basedOn ns0:val="BodyTextChar"/>
     <ns0:rPr>
-      <ns0:rFonts ns0:ascii="Times New Roman" ns0:cs="Times New Roman" ns0:eastAsia="FangSong" ns0:hAnsi="Times New Roman"/>
+      <ns0:rFonts ns0:ascii="SimSun" ns0:cs="SimSun" ns0:eastAsia="SimSun" ns0:hAnsi="SimSun"/>
       <ns0:b ns0:val="0"/>
       <ns0:sz ns0:val="20"/>
     </ns0:rPr>
@@ -21959,7 +22097,7 @@
       <w:wordWrap w:val="off"/>
     </w:pPr>
     <ns0:rPr>
-      <w:rFonts ns0:ascii="Times New Roman" ns0:hAnsi="Times New Roman" ns0:eastAsia="FangSong" ns0:cs="Times New Roman"/>
+      <w:rFonts ns0:ascii="SimSun" ns0:hAnsi="SimSun" ns0:eastAsia="SimSun" ns0:cs="SimSun"/>
     </ns0:rPr>
   </w:style>
   <w:style w:type="character" w:customStyle="1" w:styleId="KeywordTok">

--- a/00-首页/题组Word/专项卷/二分册/专项卷VIII-学生版.docx
+++ b/00-首页/题组Word/专项卷/二分册/专项卷VIII-学生版.docx
@@ -768,6 +768,46 @@
         <w:t>____。</w:t>
       </w:r>
     </w:p>
+    <w:p>
+      <w:pPr>
+        <w:spacing w:before="0" w:after="0"/>
+      </w:pPr>
+    </w:p>
+    <w:p>
+      <w:pPr>
+        <w:spacing w:before="0" w:after="0"/>
+      </w:pPr>
+    </w:p>
+    <w:p>
+      <w:pPr>
+        <w:spacing w:before="0" w:after="0"/>
+      </w:pPr>
+    </w:p>
+    <w:p>
+      <w:pPr>
+        <w:spacing w:before="0" w:after="0"/>
+      </w:pPr>
+    </w:p>
+    <w:p>
+      <w:pPr>
+        <w:spacing w:before="0" w:after="0"/>
+      </w:pPr>
+    </w:p>
+    <w:p>
+      <w:pPr>
+        <w:spacing w:before="0" w:after="0"/>
+      </w:pPr>
+    </w:p>
+    <w:p>
+      <w:pPr>
+        <w:spacing w:before="0" w:after="0"/>
+      </w:pPr>
+    </w:p>
+    <w:p>
+      <w:pPr>
+        <w:spacing w:before="0" w:after="0"/>
+      </w:pPr>
+    </w:p>
     <w:bookmarkEnd w:id="10"/>
     <w:bookmarkStart w:id="14" w:name="第-2-题"/>
     <w:p>
@@ -1096,7 +1136,7 @@
         </w:rPr>
         <w:drawing>
           <wp:inline>
-            <wp:extent cx="3600000" cy="1501382"/>
+            <wp:extent cx="3600000" cy="1484793"/>
             <wp:effectExtent b="0" l="0" r="0" t="0"/>
             <wp:docPr descr="" title="" id="12" name="Picture"/>
             <a:graphic>
@@ -1117,7 +1157,7 @@
                   <pic:spPr bwMode="auto">
                     <a:xfrm>
                       <a:off x="0" y="0"/>
-                      <a:ext cx="3600000" cy="1501382"/>
+                      <a:ext cx="3600000" cy="1484793"/>
                     </a:xfrm>
                     <a:prstGeom prst="rect">
                       <a:avLst/>
@@ -1603,6 +1643,16 @@
         </w:rPr>
         <w:t>则通电一段时间后晶体密度仍均匀</w:t>
       </w:r>
+    </w:p>
+    <w:p>
+      <w:pPr>
+        <w:spacing w:before="0" w:after="0"/>
+      </w:pPr>
+    </w:p>
+    <w:p>
+      <w:pPr>
+        <w:spacing w:before="0" w:after="0"/>
+      </w:pPr>
     </w:p>
     <w:bookmarkEnd w:id="14"/>
     <w:bookmarkStart w:id="15" w:name="第-3-题"/>
@@ -2645,6 +2695,46 @@
         <w:t>。</w:t>
       </w:r>
     </w:p>
+    <w:p>
+      <w:pPr>
+        <w:spacing w:before="0" w:after="0"/>
+      </w:pPr>
+    </w:p>
+    <w:p>
+      <w:pPr>
+        <w:spacing w:before="0" w:after="0"/>
+      </w:pPr>
+    </w:p>
+    <w:p>
+      <w:pPr>
+        <w:spacing w:before="0" w:after="0"/>
+      </w:pPr>
+    </w:p>
+    <w:p>
+      <w:pPr>
+        <w:spacing w:before="0" w:after="0"/>
+      </w:pPr>
+    </w:p>
+    <w:p>
+      <w:pPr>
+        <w:spacing w:before="0" w:after="0"/>
+      </w:pPr>
+    </w:p>
+    <w:p>
+      <w:pPr>
+        <w:spacing w:before="0" w:after="0"/>
+      </w:pPr>
+    </w:p>
+    <w:p>
+      <w:pPr>
+        <w:spacing w:before="0" w:after="0"/>
+      </w:pPr>
+    </w:p>
+    <w:p>
+      <w:pPr>
+        <w:spacing w:before="0" w:after="0"/>
+      </w:pPr>
+    </w:p>
     <w:bookmarkEnd w:id="15"/>
     <w:bookmarkStart w:id="16" w:name="第-4-题"/>
     <w:p>
@@ -3485,6 +3575,46 @@
         <w:t>？</w:t>
       </w:r>
     </w:p>
+    <w:p>
+      <w:pPr>
+        <w:spacing w:before="0" w:after="0"/>
+      </w:pPr>
+    </w:p>
+    <w:p>
+      <w:pPr>
+        <w:spacing w:before="0" w:after="0"/>
+      </w:pPr>
+    </w:p>
+    <w:p>
+      <w:pPr>
+        <w:spacing w:before="0" w:after="0"/>
+      </w:pPr>
+    </w:p>
+    <w:p>
+      <w:pPr>
+        <w:spacing w:before="0" w:after="0"/>
+      </w:pPr>
+    </w:p>
+    <w:p>
+      <w:pPr>
+        <w:spacing w:before="0" w:after="0"/>
+      </w:pPr>
+    </w:p>
+    <w:p>
+      <w:pPr>
+        <w:spacing w:before="0" w:after="0"/>
+      </w:pPr>
+    </w:p>
+    <w:p>
+      <w:pPr>
+        <w:spacing w:before="0" w:after="0"/>
+      </w:pPr>
+    </w:p>
+    <w:p>
+      <w:pPr>
+        <w:spacing w:before="0" w:after="0"/>
+      </w:pPr>
+    </w:p>
     <w:bookmarkEnd w:id="16"/>
     <w:bookmarkStart w:id="17" w:name="第-5-题"/>
     <w:p>
@@ -3987,6 +4117,46 @@
         </w:rPr>
         <w:t>____。</w:t>
       </w:r>
+    </w:p>
+    <w:p>
+      <w:pPr>
+        <w:spacing w:before="0" w:after="0"/>
+      </w:pPr>
+    </w:p>
+    <w:p>
+      <w:pPr>
+        <w:spacing w:before="0" w:after="0"/>
+      </w:pPr>
+    </w:p>
+    <w:p>
+      <w:pPr>
+        <w:spacing w:before="0" w:after="0"/>
+      </w:pPr>
+    </w:p>
+    <w:p>
+      <w:pPr>
+        <w:spacing w:before="0" w:after="0"/>
+      </w:pPr>
+    </w:p>
+    <w:p>
+      <w:pPr>
+        <w:spacing w:before="0" w:after="0"/>
+      </w:pPr>
+    </w:p>
+    <w:p>
+      <w:pPr>
+        <w:spacing w:before="0" w:after="0"/>
+      </w:pPr>
+    </w:p>
+    <w:p>
+      <w:pPr>
+        <w:spacing w:before="0" w:after="0"/>
+      </w:pPr>
+    </w:p>
+    <w:p>
+      <w:pPr>
+        <w:spacing w:before="0" w:after="0"/>
+      </w:pPr>
     </w:p>
     <w:bookmarkEnd w:id="17"/>
     <w:bookmarkStart w:id="18" w:name="第-6-题"/>
@@ -4546,6 +4716,31 @@
         <w:t>。</w:t>
       </w:r>
     </w:p>
+    <w:p>
+      <w:pPr>
+        <w:spacing w:before="0" w:after="0"/>
+      </w:pPr>
+    </w:p>
+    <w:p>
+      <w:pPr>
+        <w:spacing w:before="0" w:after="0"/>
+      </w:pPr>
+    </w:p>
+    <w:p>
+      <w:pPr>
+        <w:spacing w:before="0" w:after="0"/>
+      </w:pPr>
+    </w:p>
+    <w:p>
+      <w:pPr>
+        <w:spacing w:before="0" w:after="0"/>
+      </w:pPr>
+    </w:p>
+    <w:p>
+      <w:pPr>
+        <w:spacing w:before="0" w:after="0"/>
+      </w:pPr>
+    </w:p>
     <w:bookmarkEnd w:id="18"/>
     <w:bookmarkStart w:id="22" w:name="第-7-题"/>
     <w:p>
@@ -4856,7 +5051,7 @@
         </w:rPr>
         <w:drawing>
           <wp:inline>
-            <wp:extent cx="3600000" cy="1932631"/>
+            <wp:extent cx="3600000" cy="1926316"/>
             <wp:effectExtent b="0" l="0" r="0" t="0"/>
             <wp:docPr descr="" title="" id="20" name="Picture"/>
             <a:graphic>
@@ -4877,7 +5072,7 @@
                   <pic:spPr bwMode="auto">
                     <a:xfrm>
                       <a:off x="0" y="0"/>
-                      <a:ext cx="3600000" cy="1932631"/>
+                      <a:ext cx="3600000" cy="1926316"/>
                     </a:xfrm>
                     <a:prstGeom prst="rect">
                       <a:avLst/>
@@ -5377,6 +5572,46 @@
         <w:t>？</w:t>
       </w:r>
     </w:p>
+    <w:p>
+      <w:pPr>
+        <w:spacing w:before="0" w:after="0"/>
+      </w:pPr>
+    </w:p>
+    <w:p>
+      <w:pPr>
+        <w:spacing w:before="0" w:after="0"/>
+      </w:pPr>
+    </w:p>
+    <w:p>
+      <w:pPr>
+        <w:spacing w:before="0" w:after="0"/>
+      </w:pPr>
+    </w:p>
+    <w:p>
+      <w:pPr>
+        <w:spacing w:before="0" w:after="0"/>
+      </w:pPr>
+    </w:p>
+    <w:p>
+      <w:pPr>
+        <w:spacing w:before="0" w:after="0"/>
+      </w:pPr>
+    </w:p>
+    <w:p>
+      <w:pPr>
+        <w:spacing w:before="0" w:after="0"/>
+      </w:pPr>
+    </w:p>
+    <w:p>
+      <w:pPr>
+        <w:spacing w:before="0" w:after="0"/>
+      </w:pPr>
+    </w:p>
+    <w:p>
+      <w:pPr>
+        <w:spacing w:before="0" w:after="0"/>
+      </w:pPr>
+    </w:p>
     <w:bookmarkEnd w:id="22"/>
     <w:bookmarkStart w:id="23" w:name="第-8-题"/>
     <w:p>
@@ -6424,6 +6659,46 @@
         <w:t xml:space="preserve">。</w:t>
       </w:r>
     </w:p>
+    <w:p>
+      <w:pPr>
+        <w:spacing w:before="0" w:after="0"/>
+      </w:pPr>
+    </w:p>
+    <w:p>
+      <w:pPr>
+        <w:spacing w:before="0" w:after="0"/>
+      </w:pPr>
+    </w:p>
+    <w:p>
+      <w:pPr>
+        <w:spacing w:before="0" w:after="0"/>
+      </w:pPr>
+    </w:p>
+    <w:p>
+      <w:pPr>
+        <w:spacing w:before="0" w:after="0"/>
+      </w:pPr>
+    </w:p>
+    <w:p>
+      <w:pPr>
+        <w:spacing w:before="0" w:after="0"/>
+      </w:pPr>
+    </w:p>
+    <w:p>
+      <w:pPr>
+        <w:spacing w:before="0" w:after="0"/>
+      </w:pPr>
+    </w:p>
+    <w:p>
+      <w:pPr>
+        <w:spacing w:before="0" w:after="0"/>
+      </w:pPr>
+    </w:p>
+    <w:p>
+      <w:pPr>
+        <w:spacing w:before="0" w:after="0"/>
+      </w:pPr>
+    </w:p>
     <w:bookmarkEnd w:id="23"/>
     <w:bookmarkStart w:id="27" w:name="第-9-题"/>
     <w:p>
@@ -6525,129 +6800,6 @@
           <w:rFonts w:hint="eastAsia" w:ascii="Times New Roman" w:hAnsi="Times New Roman" w:eastAsia="Times New Roman" w:cs="Times New Roman"/>
         </w:rPr>
         <w:t>1</w:t>
-      </w:r>
-    </w:p>
-    <w:p>
-      <w:pPr>
-        <w:pStyle w:val="BlockText"/>
-      </w:pPr>
-      <w:r>
-        <w:rPr>
-          <w:rFonts w:hint="eastAsia" w:ascii="Times New Roman" w:hAnsi="Times New Roman" w:eastAsia="FangSong" w:cs="Times New Roman"/>
-          <w:b/>
-          <w:bCs/>
-        </w:rPr>
-        <w:t xml:space="preserve">校勘注</w:t>
-      </w:r>
-      <w:r>
-        <w:rPr>
-          <w:rFonts w:hint="eastAsia" w:ascii="Times New Roman" w:hAnsi="Times New Roman" w:eastAsia="Times New Roman" w:cs="Times New Roman"/>
-        </w:rPr>
-        <w:t>：</w:t>
-      </w:r>
-      <w:r>
-        <w:rPr>
-          <w:rFonts w:hint="eastAsia" w:ascii="Times New Roman" w:hAnsi="Times New Roman" w:eastAsia="FangSong" w:cs="Times New Roman"/>
-        </w:rPr>
-        <w:t>原书答案</w:t>
-      </w:r>
-      <w:r>
-        <w:rPr>
-          <w:rFonts w:ascii="Times New Roman" w:hAnsi="Times New Roman" w:eastAsia="Times New Roman" w:cs="Times New Roman"/>
-        </w:rPr>
-        <w:t xml:space="preserve"> (3) </w:t>
-      </w:r>
-      <w:r>
-        <w:rPr>
-          <w:rFonts w:hint="eastAsia" w:ascii="Times New Roman" w:hAnsi="Times New Roman" w:eastAsia="FangSong" w:cs="Times New Roman"/>
-        </w:rPr>
-        <w:t>单位印为</w:t>
-      </w:r>
-      <w:r>
-        <w:rPr>
-          <w:rFonts w:hint="eastAsia" w:ascii="Times New Roman" w:hAnsi="Times New Roman" w:eastAsia="Times New Roman" w:cs="Times New Roman"/>
-        </w:rPr>
-        <w:t>「L·mol</w:t>
-      </w:r>
-      <w:r>
-        <w:rPr>
-          <w:rFonts w:hint="eastAsia" w:ascii="Times New Roman" w:hAnsi="Times New Roman" w:eastAsia="Times New Roman" w:cs="Times New Roman"/>
-          <w:vertAlign w:val="superscript"/>
-        </w:rPr>
-        <w:t>-1</w:t>
-      </w:r>
-      <w:r>
-        <w:rPr>
-          <w:rFonts w:hint="eastAsia" w:ascii="Times New Roman" w:hAnsi="Times New Roman" w:eastAsia="Times New Roman" w:cs="Times New Roman"/>
-        </w:rPr>
-        <w:t>」，</w:t>
-      </w:r>
-      <w:r>
-        <w:rPr>
-          <w:rFonts w:hint="eastAsia" w:ascii="Times New Roman" w:hAnsi="Times New Roman" w:eastAsia="FangSong" w:cs="Times New Roman"/>
-        </w:rPr>
-        <w:t>按定义</w:t>
-      </w:r>
-      <w:r>
-        <w:rPr>
-          <w:rFonts w:hint="eastAsia" w:ascii="Times New Roman" w:hAnsi="Times New Roman" w:eastAsia="Times New Roman" w:cs="Times New Roman"/>
-        </w:rPr>
-        <w:t>（</w:t>
-      </w:r>
-      <w:r>
-        <w:rPr>
-          <w:rFonts w:hint="eastAsia" w:ascii="Times New Roman" w:hAnsi="Times New Roman" w:eastAsia="FangSong" w:cs="Times New Roman"/>
-        </w:rPr>
-        <w:t>流量为单位时间流过体积</w:t>
-      </w:r>
-      <w:r>
-        <w:rPr>
-          <w:rFonts w:hint="eastAsia" w:ascii="Times New Roman" w:hAnsi="Times New Roman" w:eastAsia="Times New Roman" w:cs="Times New Roman"/>
-        </w:rPr>
-        <w:t>）</w:t>
-      </w:r>
-      <w:r>
-        <w:rPr>
-          <w:rFonts w:hint="eastAsia" w:ascii="Times New Roman" w:hAnsi="Times New Roman" w:eastAsia="FangSong" w:cs="Times New Roman"/>
-        </w:rPr>
-        <w:t>应为</w:t>
-      </w:r>
-      <w:r>
-        <w:rPr>
-          <w:rFonts w:ascii="Times New Roman" w:hAnsi="Times New Roman" w:eastAsia="Times New Roman" w:cs="Times New Roman"/>
-        </w:rPr>
-        <w:t xml:space="preserve"> </w:t>
-      </w:r>
-      <w:r>
-        <w:rPr>
-          <w:rFonts w:hint="eastAsia" w:ascii="Times New Roman" w:hAnsi="Times New Roman" w:eastAsia="Times New Roman" w:cs="Times New Roman"/>
-        </w:rPr>
-        <w:t>L·min</w:t>
-      </w:r>
-      <w:r>
-        <w:rPr>
-          <w:rFonts w:hint="eastAsia" w:ascii="Times New Roman" w:hAnsi="Times New Roman" w:eastAsia="Times New Roman" w:cs="Times New Roman"/>
-          <w:vertAlign w:val="superscript"/>
-        </w:rPr>
-        <w:t>-1</w:t>
-      </w:r>
-      <w:r>
-        <w:rPr>
-          <w:rFonts w:hint="eastAsia" w:ascii="Times New Roman" w:hAnsi="Times New Roman" w:eastAsia="Times New Roman" w:cs="Times New Roman"/>
-        </w:rPr>
-        <w:t>，</w:t>
-      </w:r>
-      <w:r>
-        <w:rPr>
-          <w:rFonts w:hint="eastAsia" w:ascii="Times New Roman" w:hAnsi="Times New Roman" w:eastAsia="FangSong" w:cs="Times New Roman"/>
-        </w:rPr>
-        <w:t>已径改</w:t>
-      </w:r>
-      <w:r>
-        <w:rPr>
-          <w:rFonts w:hint="eastAsia" w:ascii="Times New Roman" w:hAnsi="Times New Roman" w:eastAsia="Times New Roman" w:cs="Times New Roman"/>
-        </w:rPr>
-        <w:t>。</w:t>
       </w:r>
     </w:p>
     <w:p>
@@ -6830,7 +6982,7 @@
         </w:rPr>
         <w:drawing>
           <wp:inline>
-            <wp:extent cx="3240000" cy="2840290"/>
+            <wp:extent cx="3240000" cy="2830885"/>
             <wp:effectExtent b="0" l="0" r="0" t="0"/>
             <wp:docPr descr="" title="" id="25" name="Picture"/>
             <a:graphic>
@@ -6851,7 +7003,7 @@
                   <pic:spPr bwMode="auto">
                     <a:xfrm>
                       <a:off x="0" y="0"/>
-                      <a:ext cx="3240000" cy="2840290"/>
+                      <a:ext cx="3240000" cy="2830885"/>
                     </a:xfrm>
                     <a:prstGeom prst="rect">
                       <a:avLst/>
@@ -7494,6 +7646,46 @@
         </w:rPr>
         <w:t>）</w:t>
       </w:r>
+    </w:p>
+    <w:p>
+      <w:pPr>
+        <w:spacing w:before="0" w:after="0"/>
+      </w:pPr>
+    </w:p>
+    <w:p>
+      <w:pPr>
+        <w:spacing w:before="0" w:after="0"/>
+      </w:pPr>
+    </w:p>
+    <w:p>
+      <w:pPr>
+        <w:spacing w:before="0" w:after="0"/>
+      </w:pPr>
+    </w:p>
+    <w:p>
+      <w:pPr>
+        <w:spacing w:before="0" w:after="0"/>
+      </w:pPr>
+    </w:p>
+    <w:p>
+      <w:pPr>
+        <w:spacing w:before="0" w:after="0"/>
+      </w:pPr>
+    </w:p>
+    <w:p>
+      <w:pPr>
+        <w:spacing w:before="0" w:after="0"/>
+      </w:pPr>
+    </w:p>
+    <w:p>
+      <w:pPr>
+        <w:spacing w:before="0" w:after="0"/>
+      </w:pPr>
+    </w:p>
+    <w:p>
+      <w:pPr>
+        <w:spacing w:before="0" w:after="0"/>
+      </w:pPr>
     </w:p>
     <w:bookmarkEnd w:id="28"/>
     <w:bookmarkStart w:id="29" w:name="第-10-题"/>
@@ -8237,6 +8429,31 @@
         <w:t>。</w:t>
       </w:r>
     </w:p>
+    <w:p>
+      <w:pPr>
+        <w:spacing w:before="0" w:after="0"/>
+      </w:pPr>
+    </w:p>
+    <w:p>
+      <w:pPr>
+        <w:spacing w:before="0" w:after="0"/>
+      </w:pPr>
+    </w:p>
+    <w:p>
+      <w:pPr>
+        <w:spacing w:before="0" w:after="0"/>
+      </w:pPr>
+    </w:p>
+    <w:p>
+      <w:pPr>
+        <w:spacing w:before="0" w:after="0"/>
+      </w:pPr>
+    </w:p>
+    <w:p>
+      <w:pPr>
+        <w:spacing w:before="0" w:after="0"/>
+      </w:pPr>
+    </w:p>
     <w:bookmarkEnd w:id="29"/>
     <w:bookmarkStart w:id="36" w:name="第-11-题"/>
     <w:p>
@@ -8386,7 +8603,7 @@
         </w:rPr>
         <w:drawing>
           <wp:inline>
-            <wp:extent cx="3600000" cy="948460"/>
+            <wp:extent cx="3600000" cy="920769"/>
             <wp:effectExtent b="0" l="0" r="0" t="0"/>
             <wp:docPr descr="" title="" id="31" name="Picture"/>
             <a:graphic>
@@ -8407,7 +8624,7 @@
                   <pic:spPr bwMode="auto">
                     <a:xfrm>
                       <a:off x="0" y="0"/>
-                      <a:ext cx="3600000" cy="948460"/>
+                      <a:ext cx="3600000" cy="920769"/>
                     </a:xfrm>
                     <a:prstGeom prst="rect">
                       <a:avLst/>
@@ -9640,6 +9857,46 @@
         <w:t>）：____、____、____。</w:t>
       </w:r>
     </w:p>
+    <w:p>
+      <w:pPr>
+        <w:spacing w:before="0" w:after="0"/>
+      </w:pPr>
+    </w:p>
+    <w:p>
+      <w:pPr>
+        <w:spacing w:before="0" w:after="0"/>
+      </w:pPr>
+    </w:p>
+    <w:p>
+      <w:pPr>
+        <w:spacing w:before="0" w:after="0"/>
+      </w:pPr>
+    </w:p>
+    <w:p>
+      <w:pPr>
+        <w:spacing w:before="0" w:after="0"/>
+      </w:pPr>
+    </w:p>
+    <w:p>
+      <w:pPr>
+        <w:spacing w:before="0" w:after="0"/>
+      </w:pPr>
+    </w:p>
+    <w:p>
+      <w:pPr>
+        <w:spacing w:before="0" w:after="0"/>
+      </w:pPr>
+    </w:p>
+    <w:p>
+      <w:pPr>
+        <w:spacing w:before="0" w:after="0"/>
+      </w:pPr>
+    </w:p>
+    <w:p>
+      <w:pPr>
+        <w:spacing w:before="0" w:after="0"/>
+      </w:pPr>
+    </w:p>
     <w:bookmarkEnd w:id="36"/>
     <w:bookmarkStart w:id="49" w:name="第-12-题"/>
     <w:p>
@@ -10081,7 +10338,7 @@
         </w:rPr>
         <w:drawing>
           <wp:inline>
-            <wp:extent cx="3600000" cy="1437603"/>
+            <wp:extent cx="3600000" cy="1423116"/>
             <wp:effectExtent b="0" l="0" r="0" t="0"/>
             <wp:docPr descr="" title="" id="41" name="Picture"/>
             <a:graphic>
@@ -10102,7 +10359,7 @@
                   <pic:spPr bwMode="auto">
                     <a:xfrm>
                       <a:off x="0" y="0"/>
-                      <a:ext cx="3600000" cy="1437603"/>
+                      <a:ext cx="3600000" cy="1423116"/>
                     </a:xfrm>
                     <a:prstGeom prst="rect">
                       <a:avLst/>
@@ -10230,6 +10487,8 @@
           <w:ilvl w:val="0"/>
           <w:numId w:val="1012"/>
         </w:numPr>
+        <w:ind w:left="480" w:hanging="480"/>
+        <w:spacing w:after="0"/>
       </w:pPr>
       <w:r>
         <w:rPr>
@@ -10297,6 +10556,16 @@
         </w:rPr>
         <w:t xml:space="preserve"> </w:t>
       </w:r>
+    </w:p>
+    <w:p>
+      <w:pPr>
+        <w:numPr>
+          <w:ilvl w:val="0"/>
+          <w:numId w:val="1012"/>
+        </w:numPr>
+        <w:ind w:left="480" w:hanging="480"/>
+        <w:spacing w:before="0" w:after="0"/>
+      </w:pPr>
       <w:r>
         <w:rPr>
           <w:rFonts w:ascii="Times New Roman" w:hAnsi="Times New Roman" w:eastAsia="Times New Roman" w:cs="Times New Roman"/>
@@ -10368,7 +10637,23 @@
         <w:rPr>
           <w:rFonts w:ascii="Times New Roman" w:hAnsi="Times New Roman" w:eastAsia="Times New Roman" w:cs="Times New Roman"/>
         </w:rPr>
-        <w:t xml:space="preserve">　B.</w:t>
+        <w:t xml:space="preserve">　</w:t>
+      </w:r>
+    </w:p>
+    <w:p>
+      <w:pPr>
+        <w:numPr>
+          <w:ilvl w:val="0"/>
+          <w:numId w:val="1012"/>
+        </w:numPr>
+        <w:ind w:left="480" w:hanging="480"/>
+        <w:spacing w:before="0" w:after="0"/>
+      </w:pPr>
+      <w:r>
+        <w:rPr>
+          <w:rFonts w:ascii="Times New Roman" w:hAnsi="Times New Roman" w:eastAsia="Times New Roman" w:cs="Times New Roman"/>
+        </w:rPr>
+        <w:t xml:space="preserve">B.</w:t>
       </w:r>
       <w:r>
         <w:rPr>
@@ -10443,7 +10728,23 @@
         <w:rPr>
           <w:rFonts w:ascii="Times New Roman" w:hAnsi="Times New Roman" w:eastAsia="Times New Roman" w:cs="Times New Roman"/>
         </w:rPr>
-        <w:t xml:space="preserve">　C.</w:t>
+        <w:t xml:space="preserve">　</w:t>
+      </w:r>
+    </w:p>
+    <w:p>
+      <w:pPr>
+        <w:numPr>
+          <w:ilvl w:val="0"/>
+          <w:numId w:val="1012"/>
+        </w:numPr>
+        <w:ind w:left="480" w:hanging="480"/>
+        <w:spacing w:before="0" w:after="0"/>
+      </w:pPr>
+      <w:r>
+        <w:rPr>
+          <w:rFonts w:ascii="Times New Roman" w:hAnsi="Times New Roman" w:eastAsia="Times New Roman" w:cs="Times New Roman"/>
+        </w:rPr>
+        <w:t xml:space="preserve">C.</w:t>
       </w:r>
       <w:r>
         <w:rPr>
@@ -10501,7 +10802,23 @@
         <w:rPr>
           <w:rFonts w:ascii="Times New Roman" w:hAnsi="Times New Roman" w:eastAsia="Times New Roman" w:cs="Times New Roman"/>
         </w:rPr>
-        <w:t xml:space="preserve">　D.</w:t>
+        <w:t xml:space="preserve">　</w:t>
+      </w:r>
+    </w:p>
+    <w:p>
+      <w:pPr>
+        <w:numPr>
+          <w:ilvl w:val="0"/>
+          <w:numId w:val="1012"/>
+        </w:numPr>
+        <w:ind w:left="480" w:hanging="480"/>
+        <w:spacing w:before="0" w:after="180"/>
+      </w:pPr>
+      <w:r>
+        <w:rPr>
+          <w:rFonts w:ascii="Times New Roman" w:hAnsi="Times New Roman" w:eastAsia="Times New Roman" w:cs="Times New Roman"/>
+        </w:rPr>
+        <w:t xml:space="preserve">D.</w:t>
       </w:r>
       <w:r>
         <w:rPr>
@@ -10645,7 +10962,7 @@
         </w:rPr>
         <w:drawing>
           <wp:inline>
-            <wp:extent cx="3600000" cy="862721"/>
+            <wp:extent cx="3600000" cy="839462"/>
             <wp:effectExtent b="0" l="0" r="0" t="0"/>
             <wp:docPr descr="" title="" id="44" name="Picture"/>
             <a:graphic>
@@ -10666,7 +10983,7 @@
                   <pic:spPr bwMode="auto">
                     <a:xfrm>
                       <a:off x="0" y="0"/>
-                      <a:ext cx="3600000" cy="862721"/>
+                      <a:ext cx="3600000" cy="839462"/>
                     </a:xfrm>
                     <a:prstGeom prst="rect">
                       <a:avLst/>
@@ -10852,6 +11169,16 @@
           </wp:inline>
         </w:drawing>
       </w:r>
+    </w:p>
+    <w:p>
+      <w:pPr>
+        <w:spacing w:before="0" w:after="0"/>
+      </w:pPr>
+    </w:p>
+    <w:p>
+      <w:pPr>
+        <w:spacing w:before="0" w:after="0"/>
+      </w:pPr>
     </w:p>
     <w:bookmarkEnd w:id="49"/>
     <w:bookmarkStart w:id="50" w:name="第-13-题"/>
@@ -11585,6 +11912,46 @@
         </m:sSup>
       </m:oMath>
     </w:p>
+    <w:p>
+      <w:pPr>
+        <w:spacing w:before="0" w:after="0"/>
+      </w:pPr>
+    </w:p>
+    <w:p>
+      <w:pPr>
+        <w:spacing w:before="0" w:after="0"/>
+      </w:pPr>
+    </w:p>
+    <w:p>
+      <w:pPr>
+        <w:spacing w:before="0" w:after="0"/>
+      </w:pPr>
+    </w:p>
+    <w:p>
+      <w:pPr>
+        <w:spacing w:before="0" w:after="0"/>
+      </w:pPr>
+    </w:p>
+    <w:p>
+      <w:pPr>
+        <w:spacing w:before="0" w:after="0"/>
+      </w:pPr>
+    </w:p>
+    <w:p>
+      <w:pPr>
+        <w:spacing w:before="0" w:after="0"/>
+      </w:pPr>
+    </w:p>
+    <w:p>
+      <w:pPr>
+        <w:spacing w:before="0" w:after="0"/>
+      </w:pPr>
+    </w:p>
+    <w:p>
+      <w:pPr>
+        <w:spacing w:before="0" w:after="0"/>
+      </w:pPr>
+    </w:p>
     <w:bookmarkEnd w:id="50"/>
     <w:bookmarkStart w:id="51" w:name="第-14-题"/>
     <w:p>
@@ -12285,6 +12652,46 @@
         <w:t>？</w:t>
       </w:r>
     </w:p>
+    <w:p>
+      <w:pPr>
+        <w:spacing w:before="0" w:after="0"/>
+      </w:pPr>
+    </w:p>
+    <w:p>
+      <w:pPr>
+        <w:spacing w:before="0" w:after="0"/>
+      </w:pPr>
+    </w:p>
+    <w:p>
+      <w:pPr>
+        <w:spacing w:before="0" w:after="0"/>
+      </w:pPr>
+    </w:p>
+    <w:p>
+      <w:pPr>
+        <w:spacing w:before="0" w:after="0"/>
+      </w:pPr>
+    </w:p>
+    <w:p>
+      <w:pPr>
+        <w:spacing w:before="0" w:after="0"/>
+      </w:pPr>
+    </w:p>
+    <w:p>
+      <w:pPr>
+        <w:spacing w:before="0" w:after="0"/>
+      </w:pPr>
+    </w:p>
+    <w:p>
+      <w:pPr>
+        <w:spacing w:before="0" w:after="0"/>
+      </w:pPr>
+    </w:p>
+    <w:p>
+      <w:pPr>
+        <w:spacing w:before="0" w:after="0"/>
+      </w:pPr>
+    </w:p>
     <w:bookmarkEnd w:id="51"/>
     <w:bookmarkStart w:id="55" w:name="第-15-题"/>
     <w:p>
@@ -12611,7 +13018,7 @@
         </w:rPr>
         <w:drawing>
           <wp:inline>
-            <wp:extent cx="1943100" cy="2235200"/>
+            <wp:extent cx="1800933" cy="2235200"/>
             <wp:effectExtent b="0" l="0" r="0" t="0"/>
             <wp:docPr descr="" title="" id="53" name="Picture"/>
             <a:graphic>
@@ -12632,7 +13039,7 @@
                   <pic:spPr bwMode="auto">
                     <a:xfrm>
                       <a:off x="0" y="0"/>
-                      <a:ext cx="1943100" cy="2235200"/>
+                      <a:ext cx="1800933" cy="2235200"/>
                     </a:xfrm>
                     <a:prstGeom prst="rect">
                       <a:avLst/>
@@ -13175,6 +13582,46 @@
         <w:t>?</w:t>
       </w:r>
     </w:p>
+    <w:p>
+      <w:pPr>
+        <w:spacing w:before="0" w:after="0"/>
+      </w:pPr>
+    </w:p>
+    <w:p>
+      <w:pPr>
+        <w:spacing w:before="0" w:after="0"/>
+      </w:pPr>
+    </w:p>
+    <w:p>
+      <w:pPr>
+        <w:spacing w:before="0" w:after="0"/>
+      </w:pPr>
+    </w:p>
+    <w:p>
+      <w:pPr>
+        <w:spacing w:before="0" w:after="0"/>
+      </w:pPr>
+    </w:p>
+    <w:p>
+      <w:pPr>
+        <w:spacing w:before="0" w:after="0"/>
+      </w:pPr>
+    </w:p>
+    <w:p>
+      <w:pPr>
+        <w:spacing w:before="0" w:after="0"/>
+      </w:pPr>
+    </w:p>
+    <w:p>
+      <w:pPr>
+        <w:spacing w:before="0" w:after="0"/>
+      </w:pPr>
+    </w:p>
+    <w:p>
+      <w:pPr>
+        <w:spacing w:before="0" w:after="0"/>
+      </w:pPr>
+    </w:p>
     <w:bookmarkEnd w:id="55"/>
     <w:bookmarkStart w:id="68" w:name="第-16-题"/>
     <w:p>
@@ -13307,7 +13754,7 @@
         </w:rPr>
         <w:drawing>
           <wp:inline>
-            <wp:extent cx="3600000" cy="772808"/>
+            <wp:extent cx="3600000" cy="738129"/>
             <wp:effectExtent b="0" l="0" r="0" t="0"/>
             <wp:docPr descr="" title="" id="57" name="Picture"/>
             <a:graphic>
@@ -13328,7 +13775,7 @@
                   <pic:spPr bwMode="auto">
                     <a:xfrm>
                       <a:off x="0" y="0"/>
-                      <a:ext cx="3600000" cy="772808"/>
+                      <a:ext cx="3600000" cy="738129"/>
                     </a:xfrm>
                     <a:prstGeom prst="rect">
                       <a:avLst/>
@@ -13732,7 +14179,7 @@
         </w:rPr>
         <w:drawing>
           <wp:inline>
-            <wp:extent cx="3600000" cy="1719563"/>
+            <wp:extent cx="3585700" cy="1719563"/>
             <wp:effectExtent b="0" l="0" r="0" t="0"/>
             <wp:docPr descr="" title="" id="63" name="Picture"/>
             <a:graphic>
@@ -13753,7 +14200,7 @@
                   <pic:spPr bwMode="auto">
                     <a:xfrm>
                       <a:off x="0" y="0"/>
-                      <a:ext cx="3600000" cy="1719563"/>
+                      <a:ext cx="3585700" cy="1719563"/>
                     </a:xfrm>
                     <a:prstGeom prst="rect">
                       <a:avLst/>
@@ -13784,7 +14231,7 @@
         </w:rPr>
         <w:drawing>
           <wp:inline>
-            <wp:extent cx="3600000" cy="1123489"/>
+            <wp:extent cx="3600000" cy="1111409"/>
             <wp:effectExtent b="0" l="0" r="0" t="0"/>
             <wp:docPr descr="" title="" id="66" name="Picture"/>
             <a:graphic>
@@ -13805,7 +14252,7 @@
                   <pic:spPr bwMode="auto">
                     <a:xfrm>
                       <a:off x="0" y="0"/>
-                      <a:ext cx="3600000" cy="1123489"/>
+                      <a:ext cx="3600000" cy="1111409"/>
                     </a:xfrm>
                     <a:prstGeom prst="rect">
                       <a:avLst/>
@@ -13823,6 +14270,46 @@
           </wp:inline>
         </w:drawing>
       </w:r>
+    </w:p>
+    <w:p>
+      <w:pPr>
+        <w:spacing w:before="0" w:after="0"/>
+      </w:pPr>
+    </w:p>
+    <w:p>
+      <w:pPr>
+        <w:spacing w:before="0" w:after="0"/>
+      </w:pPr>
+    </w:p>
+    <w:p>
+      <w:pPr>
+        <w:spacing w:before="0" w:after="0"/>
+      </w:pPr>
+    </w:p>
+    <w:p>
+      <w:pPr>
+        <w:spacing w:before="0" w:after="0"/>
+      </w:pPr>
+    </w:p>
+    <w:p>
+      <w:pPr>
+        <w:spacing w:before="0" w:after="0"/>
+      </w:pPr>
+    </w:p>
+    <w:p>
+      <w:pPr>
+        <w:spacing w:before="0" w:after="0"/>
+      </w:pPr>
+    </w:p>
+    <w:p>
+      <w:pPr>
+        <w:spacing w:before="0" w:after="0"/>
+      </w:pPr>
+    </w:p>
+    <w:p>
+      <w:pPr>
+        <w:spacing w:before="0" w:after="0"/>
+      </w:pPr>
     </w:p>
     <w:bookmarkEnd w:id="68"/>
     <w:bookmarkStart w:id="78" w:name="第-17-题"/>
@@ -14031,7 +14518,7 @@
         </w:rPr>
         <w:drawing>
           <wp:inline>
-            <wp:extent cx="3600000" cy="1790270"/>
+            <wp:extent cx="3600000" cy="1770330"/>
             <wp:effectExtent b="0" l="0" r="0" t="0"/>
             <wp:docPr descr="" title="" id="73" name="Picture"/>
             <a:graphic>
@@ -14052,7 +14539,7 @@
                   <pic:spPr bwMode="auto">
                     <a:xfrm>
                       <a:off x="0" y="0"/>
-                      <a:ext cx="3600000" cy="1790270"/>
+                      <a:ext cx="3600000" cy="1770330"/>
                     </a:xfrm>
                     <a:prstGeom prst="rect">
                       <a:avLst/>
@@ -14302,6 +14789,46 @@
         </w:rPr>
         <w:t>____。</w:t>
       </w:r>
+    </w:p>
+    <w:p>
+      <w:pPr>
+        <w:spacing w:before="0" w:after="0"/>
+      </w:pPr>
+    </w:p>
+    <w:p>
+      <w:pPr>
+        <w:spacing w:before="0" w:after="0"/>
+      </w:pPr>
+    </w:p>
+    <w:p>
+      <w:pPr>
+        <w:spacing w:before="0" w:after="0"/>
+      </w:pPr>
+    </w:p>
+    <w:p>
+      <w:pPr>
+        <w:spacing w:before="0" w:after="0"/>
+      </w:pPr>
+    </w:p>
+    <w:p>
+      <w:pPr>
+        <w:spacing w:before="0" w:after="0"/>
+      </w:pPr>
+    </w:p>
+    <w:p>
+      <w:pPr>
+        <w:spacing w:before="0" w:after="0"/>
+      </w:pPr>
+    </w:p>
+    <w:p>
+      <w:pPr>
+        <w:spacing w:before="0" w:after="0"/>
+      </w:pPr>
+    </w:p>
+    <w:p>
+      <w:pPr>
+        <w:spacing w:before="0" w:after="0"/>
+      </w:pPr>
     </w:p>
     <w:bookmarkEnd w:id="78"/>
     <w:bookmarkStart w:id="79" w:name="第-18-题"/>
@@ -14778,6 +15305,31 @@
         <w:t xml:space="preserve"> ____。</w:t>
       </w:r>
     </w:p>
+    <w:p>
+      <w:pPr>
+        <w:spacing w:before="0" w:after="0"/>
+      </w:pPr>
+    </w:p>
+    <w:p>
+      <w:pPr>
+        <w:spacing w:before="0" w:after="0"/>
+      </w:pPr>
+    </w:p>
+    <w:p>
+      <w:pPr>
+        <w:spacing w:before="0" w:after="0"/>
+      </w:pPr>
+    </w:p>
+    <w:p>
+      <w:pPr>
+        <w:spacing w:before="0" w:after="0"/>
+      </w:pPr>
+    </w:p>
+    <w:p>
+      <w:pPr>
+        <w:spacing w:before="0" w:after="0"/>
+      </w:pPr>
+    </w:p>
     <w:bookmarkEnd w:id="79"/>
     <w:bookmarkStart w:id="80" w:name="第-19-题"/>
     <w:p>
@@ -15367,6 +15919,31 @@
         <w:t>。</w:t>
       </w:r>
     </w:p>
+    <w:p>
+      <w:pPr>
+        <w:spacing w:before="0" w:after="0"/>
+      </w:pPr>
+    </w:p>
+    <w:p>
+      <w:pPr>
+        <w:spacing w:before="0" w:after="0"/>
+      </w:pPr>
+    </w:p>
+    <w:p>
+      <w:pPr>
+        <w:spacing w:before="0" w:after="0"/>
+      </w:pPr>
+    </w:p>
+    <w:p>
+      <w:pPr>
+        <w:spacing w:before="0" w:after="0"/>
+      </w:pPr>
+    </w:p>
+    <w:p>
+      <w:pPr>
+        <w:spacing w:before="0" w:after="0"/>
+      </w:pPr>
+    </w:p>
     <w:bookmarkEnd w:id="80"/>
     <w:bookmarkStart w:id="87" w:name="第-20-题"/>
     <w:p>
@@ -15735,7 +16312,7 @@
         </w:rPr>
         <w:drawing>
           <wp:inline>
-            <wp:extent cx="2908300" cy="2374900"/>
+            <wp:extent cx="2908300" cy="2352492"/>
             <wp:effectExtent b="0" l="0" r="0" t="0"/>
             <wp:docPr descr="" title="" id="82" name="Picture"/>
             <a:graphic>
@@ -15756,7 +16333,7 @@
                   <pic:spPr bwMode="auto">
                     <a:xfrm>
                       <a:off x="0" y="0"/>
-                      <a:ext cx="2908300" cy="2374900"/>
+                      <a:ext cx="2908300" cy="2352492"/>
                     </a:xfrm>
                     <a:prstGeom prst="rect">
                       <a:avLst/>
@@ -16403,6 +16980,46 @@
         </w:drawing>
       </w:r>
     </w:p>
+    <w:p>
+      <w:pPr>
+        <w:spacing w:before="0" w:after="0"/>
+      </w:pPr>
+    </w:p>
+    <w:p>
+      <w:pPr>
+        <w:spacing w:before="0" w:after="0"/>
+      </w:pPr>
+    </w:p>
+    <w:p>
+      <w:pPr>
+        <w:spacing w:before="0" w:after="0"/>
+      </w:pPr>
+    </w:p>
+    <w:p>
+      <w:pPr>
+        <w:spacing w:before="0" w:after="0"/>
+      </w:pPr>
+    </w:p>
+    <w:p>
+      <w:pPr>
+        <w:spacing w:before="0" w:after="0"/>
+      </w:pPr>
+    </w:p>
+    <w:p>
+      <w:pPr>
+        <w:spacing w:before="0" w:after="0"/>
+      </w:pPr>
+    </w:p>
+    <w:p>
+      <w:pPr>
+        <w:spacing w:before="0" w:after="0"/>
+      </w:pPr>
+    </w:p>
+    <w:p>
+      <w:pPr>
+        <w:spacing w:before="0" w:after="0"/>
+      </w:pPr>
+    </w:p>
     <w:bookmarkEnd w:id="87"/>
     <w:bookmarkStart w:id="97" w:name="第-21-题"/>
     <w:p>
@@ -17226,7 +17843,7 @@
         </w:rPr>
         <w:drawing>
           <wp:inline>
-            <wp:extent cx="3240000" cy="3469701"/>
+            <wp:extent cx="3215820" cy="3469701"/>
             <wp:effectExtent b="0" l="0" r="0" t="0"/>
             <wp:docPr descr="" title="" id="89" name="Picture"/>
             <a:graphic>
@@ -17247,7 +17864,7 @@
                   <pic:spPr bwMode="auto">
                     <a:xfrm>
                       <a:off x="0" y="0"/>
-                      <a:ext cx="3240000" cy="3469701"/>
+                      <a:ext cx="3215820" cy="3469701"/>
                     </a:xfrm>
                     <a:prstGeom prst="rect">
                       <a:avLst/>
@@ -17278,7 +17895,7 @@
         </w:rPr>
         <w:drawing>
           <wp:inline>
-            <wp:extent cx="2730500" cy="3759200"/>
+            <wp:extent cx="2730500" cy="3730401"/>
             <wp:effectExtent b="0" l="0" r="0" t="0"/>
             <wp:docPr descr="" title="" id="92" name="Picture"/>
             <a:graphic>
@@ -17299,7 +17916,7 @@
                   <pic:spPr bwMode="auto">
                     <a:xfrm>
                       <a:off x="0" y="0"/>
-                      <a:ext cx="2730500" cy="3759200"/>
+                      <a:ext cx="2730500" cy="3730401"/>
                     </a:xfrm>
                     <a:prstGeom prst="rect">
                       <a:avLst/>
@@ -17330,7 +17947,7 @@
         </w:rPr>
         <w:drawing>
           <wp:inline>
-            <wp:extent cx="3240000" cy="3315568"/>
+            <wp:extent cx="3238685" cy="3315568"/>
             <wp:effectExtent b="0" l="0" r="0" t="0"/>
             <wp:docPr descr="" title="" id="95" name="Picture"/>
             <a:graphic>
@@ -17351,7 +17968,7 @@
                   <pic:spPr bwMode="auto">
                     <a:xfrm>
                       <a:off x="0" y="0"/>
-                      <a:ext cx="3240000" cy="3315568"/>
+                      <a:ext cx="3238685" cy="3315568"/>
                     </a:xfrm>
                     <a:prstGeom prst="rect">
                       <a:avLst/>
@@ -17661,6 +18278,46 @@
         <w:t>）。</w:t>
       </w:r>
     </w:p>
+    <w:p>
+      <w:pPr>
+        <w:spacing w:before="0" w:after="0"/>
+      </w:pPr>
+    </w:p>
+    <w:p>
+      <w:pPr>
+        <w:spacing w:before="0" w:after="0"/>
+      </w:pPr>
+    </w:p>
+    <w:p>
+      <w:pPr>
+        <w:spacing w:before="0" w:after="0"/>
+      </w:pPr>
+    </w:p>
+    <w:p>
+      <w:pPr>
+        <w:spacing w:before="0" w:after="0"/>
+      </w:pPr>
+    </w:p>
+    <w:p>
+      <w:pPr>
+        <w:spacing w:before="0" w:after="0"/>
+      </w:pPr>
+    </w:p>
+    <w:p>
+      <w:pPr>
+        <w:spacing w:before="0" w:after="0"/>
+      </w:pPr>
+    </w:p>
+    <w:p>
+      <w:pPr>
+        <w:spacing w:before="0" w:after="0"/>
+      </w:pPr>
+    </w:p>
+    <w:p>
+      <w:pPr>
+        <w:spacing w:before="0" w:after="0"/>
+      </w:pPr>
+    </w:p>
     <w:bookmarkEnd w:id="97"/>
     <w:bookmarkStart w:id="101" w:name="第-22-题"/>
     <w:p>
@@ -17871,7 +18528,7 @@
         </w:rPr>
         <w:drawing>
           <wp:inline>
-            <wp:extent cx="1800000" cy="3297029"/>
+            <wp:extent cx="1639604" cy="3297029"/>
             <wp:effectExtent b="0" l="0" r="0" t="0"/>
             <wp:docPr descr="" title="" id="99" name="Picture"/>
             <a:graphic>
@@ -17892,7 +18549,7 @@
                   <pic:spPr bwMode="auto">
                     <a:xfrm>
                       <a:off x="0" y="0"/>
-                      <a:ext cx="1800000" cy="3297029"/>
+                      <a:ext cx="1639604" cy="3297029"/>
                     </a:xfrm>
                     <a:prstGeom prst="rect">
                       <a:avLst/>
@@ -17948,6 +18605,31 @@
         </w:rPr>
         <w:t>）</w:t>
       </w:r>
+    </w:p>
+    <w:p>
+      <w:pPr>
+        <w:spacing w:before="0" w:after="0"/>
+      </w:pPr>
+    </w:p>
+    <w:p>
+      <w:pPr>
+        <w:spacing w:before="0" w:after="0"/>
+      </w:pPr>
+    </w:p>
+    <w:p>
+      <w:pPr>
+        <w:spacing w:before="0" w:after="0"/>
+      </w:pPr>
+    </w:p>
+    <w:p>
+      <w:pPr>
+        <w:spacing w:before="0" w:after="0"/>
+      </w:pPr>
+    </w:p>
+    <w:p>
+      <w:pPr>
+        <w:spacing w:before="0" w:after="0"/>
+      </w:pPr>
     </w:p>
     <w:bookmarkEnd w:id="102"/>
     <w:bookmarkStart w:id="103" w:name="第-23-题"/>
@@ -18520,6 +19202,8 @@
     <w:p>
       <w:pPr>
         <w:pStyle w:val="BodyText"/>
+        <w:ind w:left="480" w:hanging="480"/>
+        <w:spacing w:after="0"/>
       </w:pPr>
       <w:r>
         <w:rPr>
@@ -18537,7 +19221,20 @@
         <w:rPr>
           <w:rFonts w:ascii="Times New Roman" w:hAnsi="Times New Roman" w:eastAsia="Times New Roman" w:cs="Times New Roman"/>
         </w:rPr>
-        <w:t xml:space="preserve">　B. 4 </w:t>
+        <w:t xml:space="preserve">　</w:t>
+      </w:r>
+    </w:p>
+    <w:p>
+      <w:pPr>
+        <w:pStyle w:val="BodyText"/>
+        <w:ind w:left="480" w:hanging="480"/>
+        <w:spacing w:before="0" w:after="0"/>
+      </w:pPr>
+      <w:r>
+        <w:rPr>
+          <w:rFonts w:ascii="Times New Roman" w:hAnsi="Times New Roman" w:eastAsia="Times New Roman" w:cs="Times New Roman"/>
+        </w:rPr>
+        <w:t xml:space="preserve">B. 4 </w:t>
       </w:r>
       <w:r>
         <w:rPr>
@@ -18549,7 +19246,20 @@
         <w:rPr>
           <w:rFonts w:ascii="Times New Roman" w:hAnsi="Times New Roman" w:eastAsia="Times New Roman" w:cs="Times New Roman"/>
         </w:rPr>
-        <w:t xml:space="preserve">　C. 5 </w:t>
+        <w:t xml:space="preserve">　</w:t>
+      </w:r>
+    </w:p>
+    <w:p>
+      <w:pPr>
+        <w:pStyle w:val="BodyText"/>
+        <w:ind w:left="480" w:hanging="480"/>
+        <w:spacing w:before="0" w:after="0"/>
+      </w:pPr>
+      <w:r>
+        <w:rPr>
+          <w:rFonts w:ascii="Times New Roman" w:hAnsi="Times New Roman" w:eastAsia="Times New Roman" w:cs="Times New Roman"/>
+        </w:rPr>
+        <w:t xml:space="preserve">C. 5 </w:t>
       </w:r>
       <w:r>
         <w:rPr>
@@ -18561,7 +19271,20 @@
         <w:rPr>
           <w:rFonts w:ascii="Times New Roman" w:hAnsi="Times New Roman" w:eastAsia="Times New Roman" w:cs="Times New Roman"/>
         </w:rPr>
-        <w:t xml:space="preserve">　D. 6 </w:t>
+        <w:t xml:space="preserve">　</w:t>
+      </w:r>
+    </w:p>
+    <w:p>
+      <w:pPr>
+        <w:pStyle w:val="BodyText"/>
+        <w:ind w:left="480" w:hanging="480"/>
+        <w:spacing w:before="0" w:after="180"/>
+      </w:pPr>
+      <w:r>
+        <w:rPr>
+          <w:rFonts w:ascii="Times New Roman" w:hAnsi="Times New Roman" w:eastAsia="Times New Roman" w:cs="Times New Roman"/>
+        </w:rPr>
+        <w:t xml:space="preserve">D. 6 </w:t>
       </w:r>
       <w:r>
         <w:rPr>
@@ -18569,6 +19292,16 @@
         </w:rPr>
         <w:t xml:space="preserve">种</w:t>
       </w:r>
+    </w:p>
+    <w:p>
+      <w:pPr>
+        <w:spacing w:before="0" w:after="0"/>
+      </w:pPr>
+    </w:p>
+    <w:p>
+      <w:pPr>
+        <w:spacing w:before="0" w:after="0"/>
+      </w:pPr>
     </w:p>
     <w:bookmarkEnd w:id="103"/>
     <w:bookmarkStart w:id="107" w:name="第-24-题"/>
@@ -18888,6 +19621,31 @@
         <w:t>。</w:t>
       </w:r>
     </w:p>
+    <w:p>
+      <w:pPr>
+        <w:spacing w:before="0" w:after="0"/>
+      </w:pPr>
+    </w:p>
+    <w:p>
+      <w:pPr>
+        <w:spacing w:before="0" w:after="0"/>
+      </w:pPr>
+    </w:p>
+    <w:p>
+      <w:pPr>
+        <w:spacing w:before="0" w:after="0"/>
+      </w:pPr>
+    </w:p>
+    <w:p>
+      <w:pPr>
+        <w:spacing w:before="0" w:after="0"/>
+      </w:pPr>
+    </w:p>
+    <w:p>
+      <w:pPr>
+        <w:spacing w:before="0" w:after="0"/>
+      </w:pPr>
+    </w:p>
     <w:bookmarkEnd w:id="107"/>
     <w:bookmarkStart w:id="108" w:name="第-25-题"/>
     <w:p>
@@ -19732,6 +20490,46 @@
         </w:rPr>
         <w:t>。</w:t>
       </w:r>
+    </w:p>
+    <w:p>
+      <w:pPr>
+        <w:spacing w:before="0" w:after="0"/>
+      </w:pPr>
+    </w:p>
+    <w:p>
+      <w:pPr>
+        <w:spacing w:before="0" w:after="0"/>
+      </w:pPr>
+    </w:p>
+    <w:p>
+      <w:pPr>
+        <w:spacing w:before="0" w:after="0"/>
+      </w:pPr>
+    </w:p>
+    <w:p>
+      <w:pPr>
+        <w:spacing w:before="0" w:after="0"/>
+      </w:pPr>
+    </w:p>
+    <w:p>
+      <w:pPr>
+        <w:spacing w:before="0" w:after="0"/>
+      </w:pPr>
+    </w:p>
+    <w:p>
+      <w:pPr>
+        <w:spacing w:before="0" w:after="0"/>
+      </w:pPr>
+    </w:p>
+    <w:p>
+      <w:pPr>
+        <w:spacing w:before="0" w:after="0"/>
+      </w:pPr>
+    </w:p>
+    <w:p>
+      <w:pPr>
+        <w:spacing w:before="0" w:after="0"/>
+      </w:pPr>
     </w:p>
     <w:p>
       <w:pPr>

--- a/00-首页/题组Word/专项卷/二分册/专项卷VIII-学生版.docx
+++ b/00-首页/题组Word/专项卷/二分册/专项卷VIII-学生版.docx
@@ -10590,7 +10590,7 @@
         <m:sSup>
           <m:e>
             <m:r>
-              <m:t>​</m:t>
+              <m:t xml:space="preserve"> </m:t>
             </m:r>
           </m:e>
           <m:sup>

--- a/00-首页/题组Word/专项卷/二分册/专项卷VIII-学生版.docx
+++ b/00-首页/题组Word/专项卷/二分册/专项卷VIII-学生版.docx
@@ -1179,6 +1179,7 @@
     <w:p>
       <w:pPr>
         <w:pStyle w:val="BodyText"/>
+        <w:spacing w:before="0" w:after="0"/>
       </w:pPr>
       <w:r>
         <w:rPr>
@@ -1299,6 +1300,7 @@
     <w:p>
       <w:pPr>
         <w:pStyle w:val="BodyText"/>
+        <w:spacing w:before="0" w:after="0"/>
       </w:pPr>
       <w:r>
         <w:rPr>
@@ -1419,6 +1421,7 @@
     <w:p>
       <w:pPr>
         <w:pStyle w:val="BodyText"/>
+        <w:spacing w:before="0" w:after="0"/>
       </w:pPr>
       <w:r>
         <w:rPr>
@@ -1533,6 +1536,7 @@
     <w:p>
       <w:pPr>
         <w:pStyle w:val="BodyText"/>
+        <w:spacing w:before="0" w:after="0"/>
       </w:pPr>
       <w:r>
         <w:rPr>
@@ -1940,6 +1944,14 @@
         <w:tblStyle w:val="Table"/>
         <w:tblW w:type="pct" w:w="5000"/>
         <w:tblLayout w:type="fixed"/>
+        <w:tblBorders>
+          <w:top w:val="single" w:sz="12" w:space="0" w:color="000000"/>
+          <w:left w:val="none" w:sz="0" w:space="0" w:color="auto"/>
+          <w:bottom w:val="single" w:sz="12" w:space="0" w:color="000000"/>
+          <w:right w:val="none" w:sz="0" w:space="0" w:color="auto"/>
+          <w:insideH w:val="none" w:sz="0" w:space="0" w:color="auto"/>
+          <w:insideV w:val="none" w:sz="0" w:space="0" w:color="auto"/>
+        </w:tblBorders>
         <w:tblLook w:firstRow="1" w:lastRow="0" w:firstColumn="0" w:lastColumn="0" w:noHBand="0" w:noVBand="0" w:val="0020"/>
       </w:tblPr>
       <w:tblGrid>
@@ -1957,7 +1969,11 @@
           <w:tblHeader w:val="on"/>
         </w:trPr>
         <w:tc>
-          <w:tcPr/>
+          <w:tcPr>
+            <w:tcBorders>
+              <w:bottom w:val="single" w:sz="8" w:space="0" w:color="000000"/>
+            </w:tcBorders>
+          </w:tcPr>
           <w:p>
             <w:pPr>
               <w:pStyle w:val="Compact"/>
@@ -1980,7 +1996,11 @@
           </w:p>
         </w:tc>
         <w:tc>
-          <w:tcPr/>
+          <w:tcPr>
+            <w:tcBorders>
+              <w:bottom w:val="single" w:sz="8" w:space="0" w:color="000000"/>
+            </w:tcBorders>
+          </w:tcPr>
           <w:p>
             <w:pPr>
               <w:pStyle w:val="Compact"/>
@@ -1996,7 +2016,11 @@
           </w:p>
         </w:tc>
         <w:tc>
-          <w:tcPr/>
+          <w:tcPr>
+            <w:tcBorders>
+              <w:bottom w:val="single" w:sz="8" w:space="0" w:color="000000"/>
+            </w:tcBorders>
+          </w:tcPr>
           <w:p>
             <w:pPr>
               <w:pStyle w:val="Compact"/>
@@ -2012,7 +2036,11 @@
           </w:p>
         </w:tc>
         <w:tc>
-          <w:tcPr/>
+          <w:tcPr>
+            <w:tcBorders>
+              <w:bottom w:val="single" w:sz="8" w:space="0" w:color="000000"/>
+            </w:tcBorders>
+          </w:tcPr>
           <w:p>
             <w:pPr>
               <w:pStyle w:val="Compact"/>
@@ -2028,7 +2056,11 @@
           </w:p>
         </w:tc>
         <w:tc>
-          <w:tcPr/>
+          <w:tcPr>
+            <w:tcBorders>
+              <w:bottom w:val="single" w:sz="8" w:space="0" w:color="000000"/>
+            </w:tcBorders>
+          </w:tcPr>
           <w:p>
             <w:pPr>
               <w:pStyle w:val="Compact"/>
@@ -2044,7 +2076,11 @@
           </w:p>
         </w:tc>
         <w:tc>
-          <w:tcPr/>
+          <w:tcPr>
+            <w:tcBorders>
+              <w:bottom w:val="single" w:sz="8" w:space="0" w:color="000000"/>
+            </w:tcBorders>
+          </w:tcPr>
           <w:p>
             <w:pPr>
               <w:pStyle w:val="Compact"/>
@@ -2060,7 +2096,11 @@
           </w:p>
         </w:tc>
         <w:tc>
-          <w:tcPr/>
+          <w:tcPr>
+            <w:tcBorders>
+              <w:bottom w:val="single" w:sz="8" w:space="0" w:color="000000"/>
+            </w:tcBorders>
+          </w:tcPr>
           <w:p>
             <w:pPr>
               <w:pStyle w:val="Compact"/>
@@ -2076,7 +2116,11 @@
           </w:p>
         </w:tc>
         <w:tc>
-          <w:tcPr/>
+          <w:tcPr>
+            <w:tcBorders>
+              <w:bottom w:val="single" w:sz="8" w:space="0" w:color="000000"/>
+            </w:tcBorders>
+          </w:tcPr>
           <w:p>
             <w:pPr>
               <w:pStyle w:val="Compact"/>
@@ -10487,8 +10531,8 @@
           <w:ilvl w:val="0"/>
           <w:numId w:val="1012"/>
         </w:numPr>
+        <w:spacing w:before="0" w:after="0"/>
         <w:ind w:left="480" w:hanging="480"/>
-        <w:spacing w:after="0"/>
       </w:pPr>
       <w:r>
         <w:rPr>
@@ -10563,8 +10607,8 @@
           <w:ilvl w:val="0"/>
           <w:numId w:val="1012"/>
         </w:numPr>
+        <w:spacing w:before="0" w:after="0"/>
         <w:ind w:left="480" w:hanging="480"/>
-        <w:spacing w:before="0" w:after="0"/>
       </w:pPr>
       <w:r>
         <w:rPr>
@@ -10646,8 +10690,8 @@
           <w:ilvl w:val="0"/>
           <w:numId w:val="1012"/>
         </w:numPr>
+        <w:spacing w:before="0" w:after="0"/>
         <w:ind w:left="480" w:hanging="480"/>
-        <w:spacing w:before="0" w:after="0"/>
       </w:pPr>
       <w:r>
         <w:rPr>
@@ -10737,8 +10781,8 @@
           <w:ilvl w:val="0"/>
           <w:numId w:val="1012"/>
         </w:numPr>
+        <w:spacing w:before="0" w:after="0"/>
         <w:ind w:left="480" w:hanging="480"/>
-        <w:spacing w:before="0" w:after="0"/>
       </w:pPr>
       <w:r>
         <w:rPr>
@@ -10811,8 +10855,8 @@
           <w:ilvl w:val="0"/>
           <w:numId w:val="1012"/>
         </w:numPr>
+        <w:spacing w:before="0" w:after="0"/>
         <w:ind w:left="480" w:hanging="480"/>
-        <w:spacing w:before="0" w:after="180"/>
       </w:pPr>
       <w:r>
         <w:rPr>
@@ -19202,8 +19246,8 @@
     <w:p>
       <w:pPr>
         <w:pStyle w:val="BodyText"/>
+        <w:spacing w:before="0" w:after="0"/>
         <w:ind w:left="480" w:hanging="480"/>
-        <w:spacing w:after="0"/>
       </w:pPr>
       <w:r>
         <w:rPr>
@@ -19227,14 +19271,39 @@
     <w:p>
       <w:pPr>
         <w:pStyle w:val="BodyText"/>
+        <w:spacing w:before="0" w:after="0"/>
         <w:ind w:left="480" w:hanging="480"/>
+      </w:pPr>
+      <w:r>
+        <w:rPr>
+          <w:rFonts w:ascii="Times New Roman" w:hAnsi="Times New Roman" w:eastAsia="Times New Roman" w:cs="Times New Roman"/>
+        </w:rPr>
+        <w:t xml:space="preserve">B. 4 </w:t>
+      </w:r>
+      <w:r>
+        <w:rPr>
+          <w:rFonts w:hint="eastAsia" w:ascii="Times New Roman" w:hAnsi="Times New Roman" w:eastAsia="FangSong" w:cs="Times New Roman"/>
+        </w:rPr>
+        <w:t xml:space="preserve">种</w:t>
+      </w:r>
+      <w:r>
+        <w:rPr>
+          <w:rFonts w:ascii="Times New Roman" w:hAnsi="Times New Roman" w:eastAsia="Times New Roman" w:cs="Times New Roman"/>
+        </w:rPr>
+        <w:t xml:space="preserve">　</w:t>
+      </w:r>
+    </w:p>
+    <w:p>
+      <w:pPr>
+        <w:pStyle w:val="BodyText"/>
         <w:spacing w:before="0" w:after="0"/>
-      </w:pPr>
-      <w:r>
-        <w:rPr>
-          <w:rFonts w:ascii="Times New Roman" w:hAnsi="Times New Roman" w:eastAsia="Times New Roman" w:cs="Times New Roman"/>
-        </w:rPr>
-        <w:t xml:space="preserve">B. 4 </w:t>
+        <w:ind w:left="480" w:hanging="480"/>
+      </w:pPr>
+      <w:r>
+        <w:rPr>
+          <w:rFonts w:ascii="Times New Roman" w:hAnsi="Times New Roman" w:eastAsia="Times New Roman" w:cs="Times New Roman"/>
+        </w:rPr>
+        <w:t xml:space="preserve">C. 5 </w:t>
       </w:r>
       <w:r>
         <w:rPr>
@@ -19252,33 +19321,8 @@
     <w:p>
       <w:pPr>
         <w:pStyle w:val="BodyText"/>
+        <w:spacing w:before="0" w:after="0"/>
         <w:ind w:left="480" w:hanging="480"/>
-        <w:spacing w:before="0" w:after="0"/>
-      </w:pPr>
-      <w:r>
-        <w:rPr>
-          <w:rFonts w:ascii="Times New Roman" w:hAnsi="Times New Roman" w:eastAsia="Times New Roman" w:cs="Times New Roman"/>
-        </w:rPr>
-        <w:t xml:space="preserve">C. 5 </w:t>
-      </w:r>
-      <w:r>
-        <w:rPr>
-          <w:rFonts w:hint="eastAsia" w:ascii="Times New Roman" w:hAnsi="Times New Roman" w:eastAsia="FangSong" w:cs="Times New Roman"/>
-        </w:rPr>
-        <w:t xml:space="preserve">种</w:t>
-      </w:r>
-      <w:r>
-        <w:rPr>
-          <w:rFonts w:ascii="Times New Roman" w:hAnsi="Times New Roman" w:eastAsia="Times New Roman" w:cs="Times New Roman"/>
-        </w:rPr>
-        <w:t xml:space="preserve">　</w:t>
-      </w:r>
-    </w:p>
-    <w:p>
-      <w:pPr>
-        <w:pStyle w:val="BodyText"/>
-        <w:ind w:left="480" w:hanging="480"/>
-        <w:spacing w:before="0" w:after="180"/>
       </w:pPr>
       <w:r>
         <w:rPr>
@@ -22238,7 +22282,7 @@
     <ns0:rPr>
       <ns0:rFonts ns0:ascii="Times New Roman" ns0:cs="Times New Roman" ns0:eastAsia="SimHei" ns0:hAnsi="Times New Roman"/>
       <ns0:b/>
-      <ns0:color ns0:val="17324D"/>
+      <ns0:color ns0:val="000000"/>
       <ns0:sz ns0:val="44"/>
       <ns0:szCs ns0:val="56"/>
     </ns0:rPr>
@@ -22380,7 +22424,7 @@
     <ns0:rPr>
       <ns0:rFonts ns0:ascii="Times New Roman" ns0:cs="Times New Roman" ns0:eastAsia="SimHei" ns0:hAnsi="Times New Roman"/>
       <ns0:b/>
-      <ns0:color ns0:val="17324D"/>
+      <ns0:color ns0:val="000000"/>
       <ns0:sz ns0:val="32"/>
       <ns0:szCs ns0:val="40"/>
     </ns0:rPr>
@@ -22404,7 +22448,7 @@
     <ns0:rPr>
       <ns0:rFonts ns0:ascii="Times New Roman" ns0:cs="Times New Roman" ns0:eastAsia="SimHei" ns0:hAnsi="Times New Roman"/>
       <ns0:b/>
-      <ns0:color ns0:val="17324D"/>
+      <ns0:color ns0:val="000000"/>
       <ns0:sz ns0:val="28"/>
       <ns0:szCs ns0:val="32"/>
     </ns0:rPr>
@@ -22428,7 +22472,7 @@
     <ns0:rPr>
       <ns0:rFonts ns0:ascii="Times New Roman" ns0:cs="Times New Roman" ns0:eastAsia="SimHei" ns0:hAnsi="Times New Roman"/>
       <ns0:b/>
-      <ns0:color ns0:val="17324D"/>
+      <ns0:color ns0:val="000000"/>
       <ns0:sz ns0:val="25"/>
       <ns0:szCs ns0:val="28"/>
     </ns0:rPr>
